--- a/Project - Meeting Analysis/Gramin Kalyan Yojana Meeting Analysis.docx
+++ b/Project - Meeting Analysis/Gramin Kalyan Yojana Meeting Analysis.docx
@@ -331,12 +331,12 @@
           <wp:inline distB="114300" distT="114300" distL="114300" distR="114300">
             <wp:extent cx="5731200" cy="2870200"/>
             <wp:effectExtent b="0" l="0" r="0" t="0"/>
-            <wp:docPr id="4" name="image1.png"/>
+            <wp:docPr id="4" name="image7.png"/>
             <a:graphic>
               <a:graphicData uri="http://schemas.openxmlformats.org/drawingml/2006/picture">
                 <pic:pic>
                   <pic:nvPicPr>
-                    <pic:cNvPr id="0" name="image1.png"/>
+                    <pic:cNvPr id="0" name="image7.png"/>
                     <pic:cNvPicPr preferRelativeResize="0"/>
                   </pic:nvPicPr>
                   <pic:blipFill>
@@ -442,7 +442,7 @@
           <w:szCs w:val="28"/>
           <w:rtl w:val="0"/>
         </w:rPr>
-        <w:t xml:space="preserve">The meetings were conducted from quarter 4 of 2016 to quarter 1 of 2019. The meeting was held in 8 blocks Chhatarpur.</w:t>
+        <w:t xml:space="preserve">The meetings were conducted from quarter 4 of 2016 to quarter 1 of 2019. The meeting was held in 8 blocks of Chhatarpur.</w:t>
       </w:r>
     </w:p>
     <w:p>
@@ -518,7 +518,7 @@
           <w:szCs w:val="28"/>
           <w:rtl w:val="0"/>
         </w:rPr>
-        <w:t xml:space="preserve">Also trend analysis indicated a substantial growth of women participation in the year of 2018 with peak participation in quarter 1. The data further highlighted that the other women age group showed higher interest in participation as compared to unmarried women. </w:t>
+        <w:t xml:space="preserve">Also trend analysis indicated a substantial growth of women participation in the year of 2018 with peak participation in quarter 1. The data further highlighted that the Adult women age group showed higher interest in participation as compared to unmarried women. </w:t>
       </w:r>
     </w:p>
     <w:p>
@@ -594,12 +594,12 @@
           <wp:inline distB="114300" distT="114300" distL="114300" distR="114300">
             <wp:extent cx="4029075" cy="1343025"/>
             <wp:effectExtent b="0" l="0" r="0" t="0"/>
-            <wp:docPr id="5" name="image5.png"/>
+            <wp:docPr id="5" name="image3.png"/>
             <a:graphic>
               <a:graphicData uri="http://schemas.openxmlformats.org/drawingml/2006/picture">
                 <pic:pic>
                   <pic:nvPicPr>
-                    <pic:cNvPr id="0" name="image5.png"/>
+                    <pic:cNvPr id="0" name="image3.png"/>
                     <pic:cNvPicPr preferRelativeResize="0"/>
                   </pic:nvPicPr>
                   <pic:blipFill>
@@ -660,7 +660,7 @@
           <w:szCs w:val="28"/>
           <w:rtl w:val="0"/>
         </w:rPr>
-        <w:t xml:space="preserve">Based on that every meeting was noted and a proper document was prepared which consisted of the number of women participants (along with all age group consideration) , number of man participants meeting number block and meeting conduct date along with supervisor who led the meeting.</w:t>
+        <w:t xml:space="preserve">Based on that every meeting was noted and a proper document was prepared which consisted of the number of women participants (along with all age group consideration) , number of man participants, meeting number, block and meeting conduct date along with the supervisor who led the meeting.</w:t>
       </w:r>
     </w:p>
     <w:p>
@@ -1134,7 +1134,7 @@
           <w:szCs w:val="24"/>
           <w:rtl w:val="0"/>
         </w:rPr>
-        <w:t xml:space="preserve">Then structure the data into a proper table format with proper data types specified (date, number, text, etc.)</w:t>
+        <w:t xml:space="preserve">Then the data was structured into a proper table format with proper data types specified (date, number, text, etc.)</w:t>
       </w:r>
     </w:p>
     <w:p>
@@ -1400,7 +1400,7 @@
           <w:szCs w:val="28"/>
           <w:rtl w:val="0"/>
         </w:rPr>
-        <w:t xml:space="preserve">First pivot tables were used to depict the pattern between different attributes.For example, pivot table showing participation trend of unmarried women v/s women with age group 15-49.</w:t>
+        <w:t xml:space="preserve">First pivot tables were used to depict the pattern between different attributes. For example, pivot table showing participation trend of unmarried women v/s women with age group 15-49.</w:t>
       </w:r>
     </w:p>
     <w:p>
@@ -1434,12 +1434,12 @@
           <wp:inline distB="114300" distT="114300" distL="114300" distR="114300">
             <wp:extent cx="4000500" cy="3238500"/>
             <wp:effectExtent b="0" l="0" r="0" t="0"/>
-            <wp:docPr id="7" name="image4.png"/>
+            <wp:docPr id="7" name="image6.png"/>
             <a:graphic>
               <a:graphicData uri="http://schemas.openxmlformats.org/drawingml/2006/picture">
                 <pic:pic>
                   <pic:nvPicPr>
-                    <pic:cNvPr id="0" name="image4.png"/>
+                    <pic:cNvPr id="0" name="image6.png"/>
                     <pic:cNvPicPr preferRelativeResize="0"/>
                   </pic:nvPicPr>
                   <pic:blipFill>
@@ -1531,7 +1531,7 @@
           <w:szCs w:val="28"/>
           <w:rtl w:val="0"/>
         </w:rPr>
-        <w:t xml:space="preserve">There is a line chart above KPI cards showing trends of women participation in different quarters over the years.</w:t>
+        <w:t xml:space="preserve">There is a line chart above KPI cards which depicts trends of women participation in different quarters over the years.</w:t>
       </w:r>
     </w:p>
     <w:p>
@@ -1565,7 +1565,7 @@
           <w:szCs w:val="28"/>
           <w:rtl w:val="0"/>
         </w:rPr>
-        <w:t xml:space="preserve">Segmented approach is used as a large data set is broken into smaller segments of data for careful observation and use of relevant data for particular research. For example, blocks were considered for counting women participation instead of using Chhatarpur (district)because that was not useful for that particular output.</w:t>
+        <w:t xml:space="preserve">Segmented approach is used as the large data set is broken into smaller segments of data for careful observation and use of relevant data for particular research. For example, blocks were considered for counting women participation instead of using Chhatarpur (district) because that was not useful for that particular output.</w:t>
       </w:r>
     </w:p>
     <w:p>
@@ -1669,12 +1669,12 @@
           <wp:inline distB="114300" distT="114300" distL="114300" distR="114300">
             <wp:extent cx="4371975" cy="2047875"/>
             <wp:effectExtent b="0" l="0" r="0" t="0"/>
-            <wp:docPr id="3" name="image7.png"/>
+            <wp:docPr id="3" name="image1.png"/>
             <a:graphic>
               <a:graphicData uri="http://schemas.openxmlformats.org/drawingml/2006/picture">
                 <pic:pic>
                   <pic:nvPicPr>
-                    <pic:cNvPr id="0" name="image7.png"/>
+                    <pic:cNvPr id="0" name="image1.png"/>
                     <pic:cNvPicPr preferRelativeResize="0"/>
                   </pic:nvPicPr>
                   <pic:blipFill>
@@ -1910,12 +1910,12 @@
           <wp:inline distB="114300" distT="114300" distL="114300" distR="114300">
             <wp:extent cx="4191000" cy="2781300"/>
             <wp:effectExtent b="0" l="0" r="0" t="0"/>
-            <wp:docPr id="2" name="image2.png"/>
+            <wp:docPr id="2" name="image5.png"/>
             <a:graphic>
               <a:graphicData uri="http://schemas.openxmlformats.org/drawingml/2006/picture">
                 <pic:pic>
                   <pic:nvPicPr>
-                    <pic:cNvPr id="0" name="image2.png"/>
+                    <pic:cNvPr id="0" name="image5.png"/>
                     <pic:cNvPicPr preferRelativeResize="0"/>
                   </pic:nvPicPr>
                   <pic:blipFill>
@@ -2057,12 +2057,12 @@
           <wp:inline distB="114300" distT="114300" distL="114300" distR="114300">
             <wp:extent cx="5731200" cy="2336800"/>
             <wp:effectExtent b="0" l="0" r="0" t="0"/>
-            <wp:docPr id="6" name="image6.png"/>
+            <wp:docPr id="6" name="image4.png"/>
             <a:graphic>
               <a:graphicData uri="http://schemas.openxmlformats.org/drawingml/2006/picture">
                 <pic:pic>
                   <pic:nvPicPr>
-                    <pic:cNvPr id="0" name="image6.png"/>
+                    <pic:cNvPr id="0" name="image4.png"/>
                     <pic:cNvPicPr preferRelativeResize="0"/>
                   </pic:nvPicPr>
                   <pic:blipFill>
@@ -2137,7 +2137,7 @@
           <w:szCs w:val="28"/>
           <w:rtl w:val="0"/>
         </w:rPr>
-        <w:t xml:space="preserve">After that age group of 0 to 2 years dominate the game with a participation rate of 21% of overall participation (this can be because all married women as well as other women prefer to carry their child with them when they leave for the meeting).</w:t>
+        <w:t xml:space="preserve">After that, girl children of the age group of 0 to 2 years dominate the game with a participation rate of 21% of overall participation (this can be because all married women as well as other women prefer to carry their child with them when they leave for the meeting).</w:t>
       </w:r>
     </w:p>
     <w:p>
@@ -2171,7 +2171,7 @@
           <w:szCs w:val="28"/>
           <w:rtl w:val="0"/>
         </w:rPr>
-        <w:t xml:space="preserve">Then if we consider a man's participation then it will come out to be approximately 3.7% of total participation.</w:t>
+        <w:t xml:space="preserve">After that men participants contributed approximately 3.7% of total participation.</w:t>
       </w:r>
     </w:p>
     <w:p>
@@ -2244,7 +2244,7 @@
           <w:szCs w:val="28"/>
           <w:rtl w:val="0"/>
         </w:rPr>
-        <w:t xml:space="preserve">Chart titled "participation of women per block” block wise participation can be clearly seen and understood. The luvkush Nagar block is the best performing block in these two years of time span and in contrast Buxwaha is the least performing block. </w:t>
+        <w:t xml:space="preserve"> Block wise participation can be clearly seen and understood in a chart titled "participation of women per block”. The luvkush Nagar block is the best performing block in these two years of time span and in contrast Buxwaha is the least performing block. </w:t>
       </w:r>
     </w:p>
     <w:p>
@@ -2278,12 +2278,12 @@
           <wp:inline distB="114300" distT="114300" distL="114300" distR="114300">
             <wp:extent cx="4210050" cy="1466850"/>
             <wp:effectExtent b="0" l="0" r="0" t="0"/>
-            <wp:docPr id="1" name="image3.png"/>
+            <wp:docPr id="1" name="image2.png"/>
             <a:graphic>
               <a:graphicData uri="http://schemas.openxmlformats.org/drawingml/2006/picture">
                 <pic:pic>
                   <pic:nvPicPr>
-                    <pic:cNvPr id="0" name="image3.png"/>
+                    <pic:cNvPr id="0" name="image2.png"/>
                     <pic:cNvPicPr preferRelativeResize="0"/>
                   </pic:nvPicPr>
                   <pic:blipFill>
@@ -2358,7 +2358,7 @@
           <w:szCs w:val="28"/>
           <w:rtl w:val="0"/>
         </w:rPr>
-        <w:t xml:space="preserve">In the given time span Badamlehra and Isha Nagar state with a neutral participation with an average rate of approximately 11% of entire participation.</w:t>
+        <w:t xml:space="preserve">In the given time span Badamlehra and Ishanagar blocks come up with a neutral participation with an average rate of approximately 11% of entire participation.</w:t>
       </w:r>
     </w:p>
     <w:p>
@@ -2700,7 +2700,7 @@
           <w:szCs w:val="28"/>
           <w:rtl w:val="0"/>
         </w:rPr>
-        <w:t xml:space="preserve">Date was containing multiple null rows and some missing &amp; null values.</w:t>
+        <w:t xml:space="preserve">Date was containing multiple null rows and some missing values.</w:t>
       </w:r>
     </w:p>
     <w:p>
